--- a/practicas/practica 5/Práctica N5 David Franz Soliz Ortega.docx
+++ b/practicas/practica 5/Práctica N5 David Franz Soliz Ortega.docx
@@ -6,13 +6,23 @@
       <w:pPr>
         <w:spacing w:after="40"/>
       </w:pPr>
+      <w:proofErr w:type="gramStart"/>
       <w:r>
         <w:rPr>
           <w:b/>
           <w:bCs/>
           <w:color w:val="1F8A7A"/>
         </w:rPr>
-        <w:t>PRÁCTICA N.º 5 — HOJA DE EVIDENCIAS</w:t>
+        <w:t>PRÁCTICA N.º</w:t>
+      </w:r>
+      <w:proofErr w:type="gramEnd"/>
+      <w:r>
+        <w:rPr>
+          <w:b/>
+          <w:bCs/>
+          <w:color w:val="1F8A7A"/>
+        </w:rPr>
+        <w:t xml:space="preserve"> 5 — HOJA DE EVIDENCIAS</w:t>
       </w:r>
     </w:p>
     <w:p>
@@ -27,8 +37,20 @@
           <w:sz w:val="30"/>
           <w:szCs w:val="30"/>
         </w:rPr>
-        <w:t>Comunicación de alto rendimiento con gRPC</w:t>
-      </w:r>
+        <w:t xml:space="preserve">Comunicación de alto rendimiento con </w:t>
+      </w:r>
+      <w:proofErr w:type="spellStart"/>
+      <w:r>
+        <w:rPr>
+          <w:b/>
+          <w:bCs/>
+          <w:color w:val="0F3D5C"/>
+          <w:sz w:val="30"/>
+          <w:szCs w:val="30"/>
+        </w:rPr>
+        <w:t>gRPC</w:t>
+      </w:r>
+      <w:proofErr w:type="spellEnd"/>
     </w:p>
     <w:p>
       <w:pPr>
@@ -61,8 +83,8 @@
         <w:tblLook w:val="04A0" w:firstRow="1" w:lastRow="0" w:firstColumn="1" w:lastColumn="0" w:noHBand="0" w:noVBand="1"/>
       </w:tblPr>
       <w:tblGrid>
-        <w:gridCol w:w="2600"/>
-        <w:gridCol w:w="7146"/>
+        <w:gridCol w:w="1281"/>
+        <w:gridCol w:w="8472"/>
       </w:tblGrid>
       <w:tr>
         <w:tc>
@@ -257,7 +279,27 @@
                 <w:sz w:val="18"/>
                 <w:szCs w:val="18"/>
               </w:rPr>
-              <w:t>Sistema operativo, versión de Node y de Docker</w:t>
+              <w:t xml:space="preserve">Sistema operativo, versión de </w:t>
+            </w:r>
+            <w:proofErr w:type="spellStart"/>
+            <w:r>
+              <w:rPr>
+                <w:b/>
+                <w:bCs/>
+                <w:sz w:val="18"/>
+                <w:szCs w:val="18"/>
+              </w:rPr>
+              <w:t>Node</w:t>
+            </w:r>
+            <w:proofErr w:type="spellEnd"/>
+            <w:r>
+              <w:rPr>
+                <w:b/>
+                <w:bCs/>
+                <w:sz w:val="18"/>
+                <w:szCs w:val="18"/>
+              </w:rPr>
+              <w:t xml:space="preserve"> y de Docker</w:t>
             </w:r>
           </w:p>
         </w:tc>
@@ -276,11 +318,24 @@
             <w:r>
               <w:t xml:space="preserve">Windows 10 64 bits, </w:t>
             </w:r>
-            <w:r>
-              <w:t>node 24.18.1,</w:t>
-            </w:r>
-            <w:r>
-              <w:t>mysql 8.10,docker</w:t>
+            <w:proofErr w:type="spellStart"/>
+            <w:r>
+              <w:t>node</w:t>
+            </w:r>
+            <w:proofErr w:type="spellEnd"/>
+            <w:r>
+              <w:t xml:space="preserve"> </w:t>
+            </w:r>
+            <w:proofErr w:type="gramStart"/>
+            <w:r>
+              <w:t>24.18.1,</w:t>
+            </w:r>
+            <w:r>
+              <w:t>mysql</w:t>
+            </w:r>
+            <w:proofErr w:type="gramEnd"/>
+            <w:r>
+              <w:t xml:space="preserve"> 8.10,docker</w:t>
             </w:r>
             <w:r>
               <w:t xml:space="preserve">  29.7.2</w:t>
@@ -324,7 +379,21 @@
             </w:tcMar>
             <w:vAlign w:val="center"/>
           </w:tcPr>
-          <w:p/>
+          <w:p>
+            <w:pPr>
+              <w:rPr>
+                <w:sz w:val="16"/>
+                <w:szCs w:val="16"/>
+              </w:rPr>
+            </w:pPr>
+            <w:r>
+              <w:rPr>
+                <w:sz w:val="16"/>
+                <w:szCs w:val="16"/>
+              </w:rPr>
+              <w:t>https://github.com/David-Franz-Soliz-Ortega/MicroServiciosDFSO/tree/cdac7dbe684e1cfd4bb1410e22772311d91e7f5e/practicas/practica%205/practica5-grpc</w:t>
+            </w:r>
+          </w:p>
         </w:tc>
       </w:tr>
     </w:tbl>
@@ -667,7 +736,23 @@
                 <w:sz w:val="18"/>
                 <w:szCs w:val="18"/>
               </w:rPr>
-              <w:t>Laboratorio 1 — El archivo .proto como contrato</w:t>
+              <w:t xml:space="preserve">Laboratorio 1 — El </w:t>
+            </w:r>
+            <w:proofErr w:type="gramStart"/>
+            <w:r>
+              <w:rPr>
+                <w:sz w:val="18"/>
+                <w:szCs w:val="18"/>
+              </w:rPr>
+              <w:t>archivo .proto</w:t>
+            </w:r>
+            <w:proofErr w:type="gramEnd"/>
+            <w:r>
+              <w:rPr>
+                <w:sz w:val="18"/>
+                <w:szCs w:val="18"/>
+              </w:rPr>
+              <w:t xml:space="preserve"> como contrato</w:t>
             </w:r>
           </w:p>
         </w:tc>
@@ -831,8 +916,17 @@
                 <w:sz w:val="18"/>
                 <w:szCs w:val="18"/>
               </w:rPr>
-              <w:t>Laboratorio 3 — El cliente y los códigos de estado de gRPC</w:t>
-            </w:r>
+              <w:t xml:space="preserve">Laboratorio 3 — El cliente y los códigos de estado de </w:t>
+            </w:r>
+            <w:proofErr w:type="spellStart"/>
+            <w:r>
+              <w:rPr>
+                <w:sz w:val="18"/>
+                <w:szCs w:val="18"/>
+              </w:rPr>
+              <w:t>gRPC</w:t>
+            </w:r>
+            <w:proofErr w:type="spellEnd"/>
           </w:p>
         </w:tc>
         <w:tc>
@@ -913,7 +1007,23 @@
                 <w:sz w:val="18"/>
                 <w:szCs w:val="18"/>
               </w:rPr>
-              <w:t>Laboratorio 4 — Streaming: cuando una sola respuesta no alcanza</w:t>
+              <w:t xml:space="preserve">Laboratorio 4 — </w:t>
+            </w:r>
+            <w:proofErr w:type="spellStart"/>
+            <w:r>
+              <w:rPr>
+                <w:sz w:val="18"/>
+                <w:szCs w:val="18"/>
+              </w:rPr>
+              <w:t>Streaming</w:t>
+            </w:r>
+            <w:proofErr w:type="spellEnd"/>
+            <w:r>
+              <w:rPr>
+                <w:sz w:val="18"/>
+                <w:szCs w:val="18"/>
+              </w:rPr>
+              <w:t>: cuando una sola respuesta no alcanza</w:t>
             </w:r>
           </w:p>
         </w:tc>
@@ -1247,7 +1357,6 @@
               <w:rPr>
                 <w:noProof/>
               </w:rPr>
-              <w:lastRenderedPageBreak/>
               <w:drawing>
                 <wp:inline distT="0" distB="0" distL="0" distR="0" wp14:anchorId="18301F6D" wp14:editId="09324928">
                   <wp:extent cx="6188710" cy="1251585"/>
@@ -1298,20 +1407,46 @@
         <w:spacing w:after="80" w:line="260" w:lineRule="auto"/>
         <w:jc w:val="both"/>
       </w:pPr>
+      <w:proofErr w:type="gramStart"/>
       <w:r>
         <w:rPr>
           <w:b/>
           <w:bCs/>
           <w:color w:val="0F3D5C"/>
         </w:rPr>
-        <w:t xml:space="preserve">Pregunta N.º 1. </w:t>
-      </w:r>
-      <w:r>
-        <w:rPr>
-          <w:b/>
-          <w:bCs/>
-        </w:rPr>
-        <w:t>Ya cuenta con un servicio REST y con una capa GraphQL. Describa una situación concreta de su proyecto integrador —quién llama a quién, cada cuánto y con qué volumen de datos— en la que agregar un tercer estilo de comunicación estaría justificado. Si no encuentra ninguna, dígalo y explique por qué.</w:t>
+        <w:t>Pregunta N.º</w:t>
+      </w:r>
+      <w:proofErr w:type="gramEnd"/>
+      <w:r>
+        <w:rPr>
+          <w:b/>
+          <w:bCs/>
+          <w:color w:val="0F3D5C"/>
+        </w:rPr>
+        <w:t xml:space="preserve"> 1. </w:t>
+      </w:r>
+      <w:r>
+        <w:rPr>
+          <w:b/>
+          <w:bCs/>
+        </w:rPr>
+        <w:t xml:space="preserve">Ya cuenta con un servicio REST y con una capa </w:t>
+      </w:r>
+      <w:proofErr w:type="spellStart"/>
+      <w:r>
+        <w:rPr>
+          <w:b/>
+          <w:bCs/>
+        </w:rPr>
+        <w:t>GraphQL</w:t>
+      </w:r>
+      <w:proofErr w:type="spellEnd"/>
+      <w:r>
+        <w:rPr>
+          <w:b/>
+          <w:bCs/>
+        </w:rPr>
+        <w:t>. Describa una situación concreta de su proyecto integrador —quién llama a quién, cada cuánto y con qué volumen de datos— en la que agregar un tercer estilo de comunicación estaría justificado. Si no encuentra ninguna, dígalo y explique por qué.</w:t>
       </w:r>
     </w:p>
     <w:tbl>
@@ -1376,7 +1511,23 @@
         <w:t xml:space="preserve">Captura N.º 2: </w:t>
       </w:r>
       <w:r>
-        <w:t>salida de npm install mostrando los dos paquetes instalados y la estructura de carpetas creada.</w:t>
+        <w:t xml:space="preserve">salida de </w:t>
+      </w:r>
+      <w:proofErr w:type="spellStart"/>
+      <w:r>
+        <w:t>npm</w:t>
+      </w:r>
+      <w:proofErr w:type="spellEnd"/>
+      <w:r>
+        <w:t xml:space="preserve"> </w:t>
+      </w:r>
+      <w:proofErr w:type="spellStart"/>
+      <w:r>
+        <w:t>install</w:t>
+      </w:r>
+      <w:proofErr w:type="spellEnd"/>
+      <w:r>
+        <w:t xml:space="preserve"> mostrando los dos paquetes instalados y la estructura de carpetas creada.</w:t>
       </w:r>
     </w:p>
     <w:tbl>
@@ -1524,7 +1675,29 @@
           <w:sz w:val="24"/>
           <w:szCs w:val="24"/>
         </w:rPr>
-        <w:t>Laboratorio 1 — El archivo .proto como contrato</w:t>
+        <w:t xml:space="preserve">Laboratorio 1 — El </w:t>
+      </w:r>
+      <w:proofErr w:type="gramStart"/>
+      <w:r>
+        <w:rPr>
+          <w:b/>
+          <w:bCs/>
+          <w:color w:val="0F3D5C"/>
+          <w:sz w:val="24"/>
+          <w:szCs w:val="24"/>
+        </w:rPr>
+        <w:t>archivo .proto</w:t>
+      </w:r>
+      <w:proofErr w:type="gramEnd"/>
+      <w:r>
+        <w:rPr>
+          <w:b/>
+          <w:bCs/>
+          <w:color w:val="0F3D5C"/>
+          <w:sz w:val="24"/>
+          <w:szCs w:val="24"/>
+        </w:rPr>
+        <w:t xml:space="preserve"> como contrato</w:t>
       </w:r>
     </w:p>
     <w:p>
@@ -1541,7 +1714,23 @@
         <w:t xml:space="preserve">Captura N.º 3: </w:t>
       </w:r>
       <w:r>
-        <w:t>salida de node src/inspeccionar.js con los tipos declarados y la ruta de los dos métodos.</w:t>
+        <w:t xml:space="preserve">salida de </w:t>
+      </w:r>
+      <w:proofErr w:type="spellStart"/>
+      <w:r>
+        <w:t>node</w:t>
+      </w:r>
+      <w:proofErr w:type="spellEnd"/>
+      <w:r>
+        <w:t xml:space="preserve"> </w:t>
+      </w:r>
+      <w:proofErr w:type="spellStart"/>
+      <w:r>
+        <w:t>src</w:t>
+      </w:r>
+      <w:proofErr w:type="spellEnd"/>
+      <w:r>
+        <w:t>/inspeccionar.js con los tipos declarados y la ruta de los dos métodos.</w:t>
       </w:r>
     </w:p>
     <w:tbl>
@@ -1647,7 +1836,31 @@
         <w:t xml:space="preserve">Captura N.º 4: </w:t>
       </w:r>
       <w:r>
-        <w:t>salida de node src/bytes.js mostrando los dos tamaños y el volcado hexadecimal del mensaje protobuf.</w:t>
+        <w:t xml:space="preserve">salida de </w:t>
+      </w:r>
+      <w:proofErr w:type="spellStart"/>
+      <w:r>
+        <w:t>node</w:t>
+      </w:r>
+      <w:proofErr w:type="spellEnd"/>
+      <w:r>
+        <w:t xml:space="preserve"> </w:t>
+      </w:r>
+      <w:proofErr w:type="spellStart"/>
+      <w:r>
+        <w:t>src</w:t>
+      </w:r>
+      <w:proofErr w:type="spellEnd"/>
+      <w:r>
+        <w:t xml:space="preserve">/bytes.js mostrando los dos tamaños y el volcado hexadecimal del mensaje </w:t>
+      </w:r>
+      <w:proofErr w:type="spellStart"/>
+      <w:r>
+        <w:t>protobuf</w:t>
+      </w:r>
+      <w:proofErr w:type="spellEnd"/>
+      <w:r>
+        <w:t>.</w:t>
       </w:r>
     </w:p>
     <w:tbl>
@@ -1744,20 +1957,46 @@
         <w:spacing w:after="80" w:line="260" w:lineRule="auto"/>
         <w:jc w:val="both"/>
       </w:pPr>
+      <w:proofErr w:type="gramStart"/>
       <w:r>
         <w:rPr>
           <w:b/>
           <w:bCs/>
           <w:color w:val="0F3D5C"/>
         </w:rPr>
-        <w:t xml:space="preserve">Pregunta N.º 2. </w:t>
-      </w:r>
-      <w:r>
-        <w:rPr>
-          <w:b/>
-          <w:bCs/>
-        </w:rPr>
-        <w:t>En el volcado hexadecimal no aparece ninguno de los nombres de campo, solo sus números. Enuncie dos consecuencias prácticas de ese hecho para el equipo que mantiene el .proto: una favorable y una peligrosa.</w:t>
+        <w:t>Pregunta N.º</w:t>
+      </w:r>
+      <w:proofErr w:type="gramEnd"/>
+      <w:r>
+        <w:rPr>
+          <w:b/>
+          <w:bCs/>
+          <w:color w:val="0F3D5C"/>
+        </w:rPr>
+        <w:t xml:space="preserve"> 2. </w:t>
+      </w:r>
+      <w:r>
+        <w:rPr>
+          <w:b/>
+          <w:bCs/>
+        </w:rPr>
+        <w:t xml:space="preserve">En el volcado hexadecimal no aparece ninguno de los nombres de campo, solo sus números. Enuncie dos consecuencias prácticas de ese hecho para el equipo que mantiene </w:t>
+      </w:r>
+      <w:proofErr w:type="gramStart"/>
+      <w:r>
+        <w:rPr>
+          <w:b/>
+          <w:bCs/>
+        </w:rPr>
+        <w:t>el .proto</w:t>
+      </w:r>
+      <w:proofErr w:type="gramEnd"/>
+      <w:r>
+        <w:rPr>
+          <w:b/>
+          <w:bCs/>
+        </w:rPr>
+        <w:t>: una favorable y una peligrosa.</w:t>
       </w:r>
     </w:p>
     <w:tbl>
@@ -1852,7 +2091,15 @@
         <w:t xml:space="preserve">Captura N.º 5: </w:t>
       </w:r>
       <w:r>
-        <w:t>la terminal con el mensaje «Servicio gRPC escuchando en el puerto 50051».</w:t>
+        <w:t xml:space="preserve">la terminal con el mensaje «Servicio </w:t>
+      </w:r>
+      <w:proofErr w:type="spellStart"/>
+      <w:r>
+        <w:t>gRPC</w:t>
+      </w:r>
+      <w:proofErr w:type="spellEnd"/>
+      <w:r>
+        <w:t xml:space="preserve"> escuchando en el puerto 50051».</w:t>
       </w:r>
     </w:p>
     <w:tbl>
@@ -1958,7 +2205,15 @@
         <w:t xml:space="preserve">Captura N.º 6: </w:t>
       </w:r>
       <w:r>
-        <w:t>las dos llamadas de grpcurl con sus respuestas en la segunda terminal.</w:t>
+        <w:t xml:space="preserve">las dos llamadas de </w:t>
+      </w:r>
+      <w:proofErr w:type="spellStart"/>
+      <w:r>
+        <w:t>grpcurl</w:t>
+      </w:r>
+      <w:proofErr w:type="spellEnd"/>
+      <w:r>
+        <w:t xml:space="preserve"> con sus respuestas en la segunda terminal.</w:t>
       </w:r>
     </w:p>
     <w:tbl>
@@ -2115,7 +2370,39 @@
           <w:b/>
           <w:bCs/>
         </w:rPr>
-        <w:t>A la API REST de la Práctica 3 le pudo hablar con curl sin darle ningún archivo adicional; a este servicio hay que pasarle el .proto. Explique a qué se debe esa diferencia y qué gana y qué pierde un equipo por ella.</w:t>
+        <w:t xml:space="preserve">A la API REST de la Práctica 3 le pudo hablar con </w:t>
+      </w:r>
+      <w:proofErr w:type="spellStart"/>
+      <w:r>
+        <w:rPr>
+          <w:b/>
+          <w:bCs/>
+        </w:rPr>
+        <w:t>curl</w:t>
+      </w:r>
+      <w:proofErr w:type="spellEnd"/>
+      <w:r>
+        <w:rPr>
+          <w:b/>
+          <w:bCs/>
+        </w:rPr>
+        <w:t xml:space="preserve"> sin darle ningún archivo adicional; a este servicio hay que pasarle </w:t>
+      </w:r>
+      <w:proofErr w:type="gramStart"/>
+      <w:r>
+        <w:rPr>
+          <w:b/>
+          <w:bCs/>
+        </w:rPr>
+        <w:t>el .proto</w:t>
+      </w:r>
+      <w:proofErr w:type="gramEnd"/>
+      <w:r>
+        <w:rPr>
+          <w:b/>
+          <w:bCs/>
+        </w:rPr>
+        <w:t>. Explique a qué se debe esa diferencia y qué gana y qué pierde un equipo por ella.</w:t>
       </w:r>
     </w:p>
     <w:tbl>
@@ -2166,7 +2453,15 @@
               <w:pStyle w:val="NormalWeb"/>
             </w:pPr>
             <w:r>
-              <w:t>Pierde facilidad de prueba y agilidad, ya que siempre se requiere obligatoriamente el archivo .proto compilado para entender qué significan los bytes.</w:t>
+              <w:t xml:space="preserve">Pierde facilidad de prueba y agilidad, ya que siempre se requiere obligatoriamente el </w:t>
+            </w:r>
+            <w:proofErr w:type="gramStart"/>
+            <w:r>
+              <w:t>archivo .proto</w:t>
+            </w:r>
+            <w:proofErr w:type="gramEnd"/>
+            <w:r>
+              <w:t xml:space="preserve"> compilado para entender qué significan los bytes.</w:t>
             </w:r>
           </w:p>
           <w:p/>
@@ -2193,8 +2488,20 @@
           <w:sz w:val="24"/>
           <w:szCs w:val="24"/>
         </w:rPr>
-        <w:t>Laboratorio 3 — El cliente y los códigos de estado de gRPC</w:t>
-      </w:r>
+        <w:t xml:space="preserve">Laboratorio 3 — El cliente y los códigos de estado de </w:t>
+      </w:r>
+      <w:proofErr w:type="spellStart"/>
+      <w:r>
+        <w:rPr>
+          <w:b/>
+          <w:bCs/>
+          <w:color w:val="0F3D5C"/>
+          <w:sz w:val="24"/>
+          <w:szCs w:val="24"/>
+        </w:rPr>
+        <w:t>gRPC</w:t>
+      </w:r>
+      <w:proofErr w:type="spellEnd"/>
     </w:p>
     <w:p>
       <w:pPr>
@@ -2210,7 +2517,23 @@
         <w:t xml:space="preserve">Captura N.º 7: </w:t>
       </w:r>
       <w:r>
-        <w:t>salida de node src/cliente.js con el estudiante agregado y luego obtenido.</w:t>
+        <w:t xml:space="preserve">salida de </w:t>
+      </w:r>
+      <w:proofErr w:type="spellStart"/>
+      <w:r>
+        <w:t>node</w:t>
+      </w:r>
+      <w:proofErr w:type="spellEnd"/>
+      <w:r>
+        <w:t xml:space="preserve"> </w:t>
+      </w:r>
+      <w:proofErr w:type="spellStart"/>
+      <w:r>
+        <w:t>src</w:t>
+      </w:r>
+      <w:proofErr w:type="spellEnd"/>
+      <w:r>
+        <w:t>/cliente.js con el estudiante agregado y luego obtenido.</w:t>
       </w:r>
     </w:p>
     <w:tbl>
@@ -2414,13 +2737,23 @@
         <w:spacing w:after="80" w:line="260" w:lineRule="auto"/>
         <w:jc w:val="both"/>
       </w:pPr>
+      <w:proofErr w:type="gramStart"/>
       <w:r>
         <w:rPr>
           <w:b/>
           <w:bCs/>
           <w:color w:val="0F3D5C"/>
         </w:rPr>
-        <w:t xml:space="preserve">Pregunta N.º 4. </w:t>
+        <w:t>Pregunta N.º</w:t>
+      </w:r>
+      <w:proofErr w:type="gramEnd"/>
+      <w:r>
+        <w:rPr>
+          <w:b/>
+          <w:bCs/>
+          <w:color w:val="0F3D5C"/>
+        </w:rPr>
+        <w:t xml:space="preserve"> 4. </w:t>
       </w:r>
       <w:r>
         <w:rPr>
@@ -2497,7 +2830,23 @@
         <w:t xml:space="preserve">Captura N.º 9: </w:t>
       </w:r>
       <w:r>
-        <w:t>las dos llamadas fallidas mostrando los códigos Unimplemented y DeadlineExceeded.</w:t>
+        <w:t xml:space="preserve">las dos llamadas fallidas mostrando los códigos </w:t>
+      </w:r>
+      <w:proofErr w:type="spellStart"/>
+      <w:r>
+        <w:t>Unimplemented</w:t>
+      </w:r>
+      <w:proofErr w:type="spellEnd"/>
+      <w:r>
+        <w:t xml:space="preserve"> y </w:t>
+      </w:r>
+      <w:proofErr w:type="spellStart"/>
+      <w:r>
+        <w:t>DeadlineExceeded</w:t>
+      </w:r>
+      <w:proofErr w:type="spellEnd"/>
+      <w:r>
+        <w:t>.</w:t>
       </w:r>
     </w:p>
     <w:tbl>
@@ -2605,7 +2954,29 @@
           <w:sz w:val="24"/>
           <w:szCs w:val="24"/>
         </w:rPr>
-        <w:t>Laboratorio 4 — Streaming: cuando una sola respuesta no alcanza</w:t>
+        <w:t xml:space="preserve">Laboratorio 4 — </w:t>
+      </w:r>
+      <w:proofErr w:type="spellStart"/>
+      <w:r>
+        <w:rPr>
+          <w:b/>
+          <w:bCs/>
+          <w:color w:val="0F3D5C"/>
+          <w:sz w:val="24"/>
+          <w:szCs w:val="24"/>
+        </w:rPr>
+        <w:t>Streaming</w:t>
+      </w:r>
+      <w:proofErr w:type="spellEnd"/>
+      <w:r>
+        <w:rPr>
+          <w:b/>
+          <w:bCs/>
+          <w:color w:val="0F3D5C"/>
+          <w:sz w:val="24"/>
+          <w:szCs w:val="24"/>
+        </w:rPr>
+        <w:t>: cuando una sola respuesta no alcanza</w:t>
       </w:r>
     </w:p>
     <w:p>
@@ -2622,7 +2993,23 @@
         <w:t xml:space="preserve">Captura N.º 10: </w:t>
       </w:r>
       <w:r>
-        <w:t>salida de node src/listar.js mostrando el estudiante recibido por el flujo y el mensaje «fin del flujo».</w:t>
+        <w:t xml:space="preserve">salida de </w:t>
+      </w:r>
+      <w:proofErr w:type="spellStart"/>
+      <w:r>
+        <w:t>node</w:t>
+      </w:r>
+      <w:proofErr w:type="spellEnd"/>
+      <w:r>
+        <w:t xml:space="preserve"> </w:t>
+      </w:r>
+      <w:proofErr w:type="spellStart"/>
+      <w:r>
+        <w:t>src</w:t>
+      </w:r>
+      <w:proofErr w:type="spellEnd"/>
+      <w:r>
+        <w:t>/listar.js mostrando el estudiante recibido por el flujo y el mensaje «fin del flujo».</w:t>
       </w:r>
     </w:p>
     <w:tbl>
@@ -2768,7 +3155,23 @@
         <w:t xml:space="preserve">Captura N.º 11: </w:t>
       </w:r>
       <w:r>
-        <w:t>salida de node src/listar.js Sistemas con los tiempos del primer y del último estudiante recibidos.</w:t>
+        <w:t xml:space="preserve">salida de </w:t>
+      </w:r>
+      <w:proofErr w:type="spellStart"/>
+      <w:r>
+        <w:t>node</w:t>
+      </w:r>
+      <w:proofErr w:type="spellEnd"/>
+      <w:r>
+        <w:t xml:space="preserve"> </w:t>
+      </w:r>
+      <w:proofErr w:type="spellStart"/>
+      <w:r>
+        <w:t>src</w:t>
+      </w:r>
+      <w:proofErr w:type="spellEnd"/>
+      <w:r>
+        <w:t>/listar.js Sistemas con los tiempos del primer y del último estudiante recibidos.</w:t>
       </w:r>
     </w:p>
     <w:tbl>
@@ -2866,13 +3269,23 @@
         <w:spacing w:after="80" w:line="260" w:lineRule="auto"/>
         <w:jc w:val="both"/>
       </w:pPr>
+      <w:proofErr w:type="gramStart"/>
       <w:r>
         <w:rPr>
           <w:b/>
           <w:bCs/>
           <w:color w:val="0F3D5C"/>
         </w:rPr>
-        <w:t xml:space="preserve">Pregunta N.º 5. </w:t>
+        <w:t>Pregunta N.º</w:t>
+      </w:r>
+      <w:proofErr w:type="gramEnd"/>
+      <w:r>
+        <w:rPr>
+          <w:b/>
+          <w:bCs/>
+          <w:color w:val="0F3D5C"/>
+        </w:rPr>
+        <w:t xml:space="preserve"> 5. </w:t>
       </w:r>
       <w:r>
         <w:rPr>
@@ -2919,12 +3332,28 @@
           </w:tcPr>
           <w:p>
             <w:r>
-              <w:t>Mejorar: Consultar logs masivos o auditorías del sistema; el cliente procesa los datos progresivamente vía streaming sin colapsar su memoria RAM mientras espera.</w:t>
-            </w:r>
-          </w:p>
-          <w:p>
-            <w:r>
-              <w:t>Complicación. Obtener los datos de un solo usuario por su ID; el volumen es mínimo, llega en una sola respuesta instantánea y el streaming solo agrega complejidad de código innecesaria.</w:t>
+              <w:t xml:space="preserve">Mejorar: Consultar logs masivos o auditorías del sistema; el cliente procesa los datos progresivamente vía </w:t>
+            </w:r>
+            <w:proofErr w:type="spellStart"/>
+            <w:r>
+              <w:t>streaming</w:t>
+            </w:r>
+            <w:proofErr w:type="spellEnd"/>
+            <w:r>
+              <w:t xml:space="preserve"> sin colapsar su memoria RAM mientras espera.</w:t>
+            </w:r>
+          </w:p>
+          <w:p>
+            <w:r>
+              <w:t xml:space="preserve">Complicación. Obtener los datos de un solo usuario por su ID; el volumen es mínimo, llega en una sola respuesta instantánea y el </w:t>
+            </w:r>
+            <w:proofErr w:type="spellStart"/>
+            <w:r>
+              <w:t>streaming</w:t>
+            </w:r>
+            <w:proofErr w:type="spellEnd"/>
+            <w:r>
+              <w:t xml:space="preserve"> solo agrega complejidad de código innecesaria.</w:t>
             </w:r>
           </w:p>
         </w:tc>
@@ -3197,13 +3626,23 @@
         <w:spacing w:after="80" w:line="260" w:lineRule="auto"/>
         <w:jc w:val="both"/>
       </w:pPr>
+      <w:proofErr w:type="gramStart"/>
       <w:r>
         <w:rPr>
           <w:b/>
           <w:bCs/>
           <w:color w:val="0F3D5C"/>
         </w:rPr>
-        <w:t xml:space="preserve">Pregunta N.º 6. </w:t>
+        <w:t>Pregunta N.º</w:t>
+      </w:r>
+      <w:proofErr w:type="gramEnd"/>
+      <w:r>
+        <w:rPr>
+          <w:b/>
+          <w:bCs/>
+          <w:color w:val="0F3D5C"/>
+        </w:rPr>
+        <w:t xml:space="preserve"> 6. </w:t>
       </w:r>
       <w:r>
         <w:rPr>
@@ -3250,13 +3689,34 @@
           </w:tcPr>
           <w:p>
             <w:r>
-              <w:t>En REST (JSON), renombrar un campo rompe el contrato y la aplicación arroja un error inmediato de undefine</w:t>
+              <w:t xml:space="preserve">En REST (JSON), renombrar un campo rompe el contrato y la aplicación arroja un error inmediato de </w:t>
+            </w:r>
+            <w:proofErr w:type="spellStart"/>
+            <w:r>
+              <w:t>undefine</w:t>
             </w:r>
             <w:r>
               <w:t>d</w:t>
             </w:r>
-            <w:r>
-              <w:t>, volviéndose evidente de inmediato. En gRPC, cambiar el nombre pero mantener el número pasa desapercibido porque solo importan las posiciones binarias</w:t>
+            <w:proofErr w:type="spellEnd"/>
+            <w:r>
+              <w:t xml:space="preserve">, volviéndose evidente de inmediato. En </w:t>
+            </w:r>
+            <w:proofErr w:type="spellStart"/>
+            <w:r>
+              <w:t>gRPC</w:t>
+            </w:r>
+            <w:proofErr w:type="spellEnd"/>
+            <w:r>
+              <w:t xml:space="preserve">, cambiar el </w:t>
+            </w:r>
+            <w:proofErr w:type="gramStart"/>
+            <w:r>
+              <w:t>nombre</w:t>
+            </w:r>
+            <w:proofErr w:type="gramEnd"/>
+            <w:r>
+              <w:t xml:space="preserve"> pero mantener el número pasa desapercibido porque solo importan las posiciones binarias</w:t>
             </w:r>
           </w:p>
         </w:tc>
@@ -3281,7 +3741,15 @@
         <w:t xml:space="preserve">Captura N.º 14: </w:t>
       </w:r>
       <w:r>
-        <w:t>el error de carga del .proto al intentar reutilizar un número reservado, y el arranque correcto una vez corregido.</w:t>
+        <w:t xml:space="preserve">el error de carga </w:t>
+      </w:r>
+      <w:proofErr w:type="gramStart"/>
+      <w:r>
+        <w:t>del .proto</w:t>
+      </w:r>
+      <w:proofErr w:type="gramEnd"/>
+      <w:r>
+        <w:t xml:space="preserve"> al intentar reutilizar un número reservado, y el arranque correcto una vez corregido.</w:t>
       </w:r>
     </w:p>
     <w:tbl>
@@ -3418,13 +3886,23 @@
         <w:spacing w:after="80" w:line="260" w:lineRule="auto"/>
         <w:jc w:val="both"/>
       </w:pPr>
+      <w:proofErr w:type="gramStart"/>
       <w:r>
         <w:rPr>
           <w:b/>
           <w:bCs/>
           <w:color w:val="0F3D5C"/>
         </w:rPr>
-        <w:t xml:space="preserve">Pregunta N.º 7. </w:t>
+        <w:t>Pregunta N.º</w:t>
+      </w:r>
+      <w:proofErr w:type="gramEnd"/>
+      <w:r>
+        <w:rPr>
+          <w:b/>
+          <w:bCs/>
+          <w:color w:val="0F3D5C"/>
+        </w:rPr>
+        <w:t xml:space="preserve"> 7. </w:t>
       </w:r>
       <w:r>
         <w:rPr>
@@ -3472,7 +3950,15 @@
           <w:p>
             <w:r>
               <w:lastRenderedPageBreak/>
-              <w:t>Los números de campo y nombres en los archivos .proto jamás se reutilizan ni se modifican; ante un cambio, se deprecian y se asigna un tag nuevo</w:t>
+              <w:t xml:space="preserve">Los números de campo y nombres en los </w:t>
+            </w:r>
+            <w:proofErr w:type="gramStart"/>
+            <w:r>
+              <w:t>archivos .proto</w:t>
+            </w:r>
+            <w:proofErr w:type="gramEnd"/>
+            <w:r>
+              <w:t xml:space="preserve"> jamás se reutilizan ni se modifican; ante un cambio, se deprecian y se asigna un tag nuevo</w:t>
             </w:r>
           </w:p>
         </w:tc>
@@ -3515,7 +4001,15 @@
         <w:t xml:space="preserve">Captura N.º 15: </w:t>
       </w:r>
       <w:r>
-        <w:t>las mediciones con curl del servicio REST, con el tamaño en bytes y el tiempo de cada llamada.</w:t>
+        <w:t xml:space="preserve">las mediciones con </w:t>
+      </w:r>
+      <w:proofErr w:type="spellStart"/>
+      <w:r>
+        <w:t>curl</w:t>
+      </w:r>
+      <w:proofErr w:type="spellEnd"/>
+      <w:r>
+        <w:t xml:space="preserve"> del servicio REST, con el tamaño en bytes y el tiempo de cada llamada.</w:t>
       </w:r>
     </w:p>
     <w:tbl>
@@ -3621,7 +4115,23 @@
         <w:t xml:space="preserve">Captura N.º 16: </w:t>
       </w:r>
       <w:r>
-        <w:t>salida de node src/medir.js con el promedio de las diez llamadas y los dos tamaños de la respuesta.</w:t>
+        <w:t xml:space="preserve">salida de </w:t>
+      </w:r>
+      <w:proofErr w:type="spellStart"/>
+      <w:r>
+        <w:t>node</w:t>
+      </w:r>
+      <w:proofErr w:type="spellEnd"/>
+      <w:r>
+        <w:t xml:space="preserve"> </w:t>
+      </w:r>
+      <w:proofErr w:type="spellStart"/>
+      <w:r>
+        <w:t>src</w:t>
+      </w:r>
+      <w:proofErr w:type="spellEnd"/>
+      <w:r>
+        <w:t>/medir.js con el promedio de las diez llamadas y los dos tamaños de la respuesta.</w:t>
       </w:r>
     </w:p>
     <w:tbl>
@@ -3825,20 +4335,46 @@
         <w:spacing w:after="80" w:line="260" w:lineRule="auto"/>
         <w:jc w:val="both"/>
       </w:pPr>
+      <w:proofErr w:type="gramStart"/>
       <w:r>
         <w:rPr>
           <w:b/>
           <w:bCs/>
           <w:color w:val="0F3D5C"/>
         </w:rPr>
-        <w:t xml:space="preserve">Pregunta N.º 8. </w:t>
-      </w:r>
-      <w:r>
-        <w:rPr>
-          <w:b/>
-          <w:bCs/>
-        </w:rPr>
-        <w:t>Con sus tres columnas a la vista: ¿por qué sería un error exponer este servicio gRPC directamente al navegador de un usuario final, aunque sea el más rápido de los tres? Y a la inversa: ¿por qué sería un error que sus servicios internos se hablen entre ellos por REST si ya tienen este contrato?</w:t>
+        <w:t>Pregunta N.º</w:t>
+      </w:r>
+      <w:proofErr w:type="gramEnd"/>
+      <w:r>
+        <w:rPr>
+          <w:b/>
+          <w:bCs/>
+          <w:color w:val="0F3D5C"/>
+        </w:rPr>
+        <w:t xml:space="preserve"> 8. </w:t>
+      </w:r>
+      <w:r>
+        <w:rPr>
+          <w:b/>
+          <w:bCs/>
+        </w:rPr>
+        <w:t xml:space="preserve">Con sus tres columnas a la vista: ¿por qué sería un error exponer este servicio </w:t>
+      </w:r>
+      <w:proofErr w:type="spellStart"/>
+      <w:r>
+        <w:rPr>
+          <w:b/>
+          <w:bCs/>
+        </w:rPr>
+        <w:t>gRPC</w:t>
+      </w:r>
+      <w:proofErr w:type="spellEnd"/>
+      <w:r>
+        <w:rPr>
+          <w:b/>
+          <w:bCs/>
+        </w:rPr>
+        <w:t xml:space="preserve"> directamente al navegador de un usuario final, aunque sea el más rápido de los tres? Y a la inversa: ¿por qué sería un error que sus servicios internos se hablen entre ellos por REST si ya tienen este contrato?</w:t>
       </w:r>
     </w:p>
     <w:tbl>
@@ -3878,7 +4414,31 @@
           </w:tcPr>
           <w:p>
             <w:r>
-              <w:t>Exponer gRPC al navegador es un error porque los navegadores actuales no soportan nativamente HTTP/2 completo ni la manipulación de tramas binarias de gRPC sin proxies pesados</w:t>
+              <w:t xml:space="preserve">Exponer </w:t>
+            </w:r>
+            <w:proofErr w:type="spellStart"/>
+            <w:r>
+              <w:t>gRPC</w:t>
+            </w:r>
+            <w:proofErr w:type="spellEnd"/>
+            <w:r>
+              <w:t xml:space="preserve"> al navegador es un error porque los navegadores actuales no soportan nativamente HTTP/2 completo ni la manipulación de tramas binarias de </w:t>
+            </w:r>
+            <w:proofErr w:type="spellStart"/>
+            <w:r>
+              <w:t>gRPC</w:t>
+            </w:r>
+            <w:proofErr w:type="spellEnd"/>
+            <w:r>
+              <w:t xml:space="preserve"> sin </w:t>
+            </w:r>
+            <w:proofErr w:type="spellStart"/>
+            <w:r>
+              <w:t>proxies</w:t>
+            </w:r>
+            <w:proofErr w:type="spellEnd"/>
+            <w:r>
+              <w:t xml:space="preserve"> pesados</w:t>
             </w:r>
           </w:p>
         </w:tc>
@@ -3903,7 +4463,47 @@
         <w:t xml:space="preserve">Captura N.º 18: </w:t>
       </w:r>
       <w:r>
-        <w:t>la respuesta de curl al servicio REST devolviendo datos que vinieron por gRPC, junto a la salida de docker compose ps con los dos contenedores.</w:t>
+        <w:t xml:space="preserve">la respuesta de </w:t>
+      </w:r>
+      <w:proofErr w:type="spellStart"/>
+      <w:r>
+        <w:t>curl</w:t>
+      </w:r>
+      <w:proofErr w:type="spellEnd"/>
+      <w:r>
+        <w:t xml:space="preserve"> al servicio REST devolviendo datos que vinieron por </w:t>
+      </w:r>
+      <w:proofErr w:type="spellStart"/>
+      <w:r>
+        <w:t>gRPC</w:t>
+      </w:r>
+      <w:proofErr w:type="spellEnd"/>
+      <w:r>
+        <w:t xml:space="preserve">, junto a la salida de </w:t>
+      </w:r>
+      <w:proofErr w:type="spellStart"/>
+      <w:r>
+        <w:t>docker</w:t>
+      </w:r>
+      <w:proofErr w:type="spellEnd"/>
+      <w:r>
+        <w:t xml:space="preserve"> </w:t>
+      </w:r>
+      <w:proofErr w:type="spellStart"/>
+      <w:r>
+        <w:t>compose</w:t>
+      </w:r>
+      <w:proofErr w:type="spellEnd"/>
+      <w:r>
+        <w:t xml:space="preserve"> </w:t>
+      </w:r>
+      <w:proofErr w:type="spellStart"/>
+      <w:r>
+        <w:t>ps</w:t>
+      </w:r>
+      <w:proofErr w:type="spellEnd"/>
+      <w:r>
+        <w:t xml:space="preserve"> con los dos contenedores.</w:t>
       </w:r>
     </w:p>
     <w:tbl>
@@ -4010,7 +4610,23 @@
         <w:t xml:space="preserve">Captura N.º 19: </w:t>
       </w:r>
       <w:r>
-        <w:t>la página del repositorio en GitHub mostrando la carpeta practica5-grpc con proto/, proto-v1/, src/, el Dockerfile y el README.</w:t>
+        <w:t xml:space="preserve">la página del repositorio en GitHub mostrando la carpeta practica5-grpc con proto/, proto-v1/, </w:t>
+      </w:r>
+      <w:proofErr w:type="spellStart"/>
+      <w:r>
+        <w:t>src</w:t>
+      </w:r>
+      <w:proofErr w:type="spellEnd"/>
+      <w:r>
+        <w:t xml:space="preserve">/, el </w:t>
+      </w:r>
+      <w:proofErr w:type="spellStart"/>
+      <w:r>
+        <w:t>Dockerfile</w:t>
+      </w:r>
+      <w:proofErr w:type="spellEnd"/>
+      <w:r>
+        <w:t xml:space="preserve"> y el README.</w:t>
       </w:r>
     </w:p>
     <w:tbl>
@@ -4180,7 +4796,39 @@
           </w:tcPr>
           <w:p>
             <w:r>
-              <w:t xml:space="preserve">La instalación de grpcurl, había que bajarlo del repositorio de github y correrlo con el comando ./gpcurl,exe correctamente </w:t>
+              <w:t xml:space="preserve">La instalación de </w:t>
+            </w:r>
+            <w:proofErr w:type="spellStart"/>
+            <w:r>
+              <w:t>grpcurl</w:t>
+            </w:r>
+            <w:proofErr w:type="spellEnd"/>
+            <w:r>
+              <w:t xml:space="preserve">, había que bajarlo del repositorio de </w:t>
+            </w:r>
+            <w:proofErr w:type="spellStart"/>
+            <w:r>
+              <w:t>github</w:t>
+            </w:r>
+            <w:proofErr w:type="spellEnd"/>
+            <w:r>
+              <w:t xml:space="preserve"> y correrlo con el </w:t>
+            </w:r>
+            <w:proofErr w:type="gramStart"/>
+            <w:r>
+              <w:t>comando .</w:t>
+            </w:r>
+            <w:proofErr w:type="gramEnd"/>
+            <w:r>
+              <w:t>/</w:t>
+            </w:r>
+            <w:proofErr w:type="spellStart"/>
+            <w:r>
+              <w:t>gpcurl,exe</w:t>
+            </w:r>
+            <w:proofErr w:type="spellEnd"/>
+            <w:r>
+              <w:t xml:space="preserve"> correctamente </w:t>
             </w:r>
           </w:p>
         </w:tc>
@@ -4241,7 +4889,31 @@
           </w:tcPr>
           <w:p>
             <w:r>
-              <w:t>Adaptar el resto de los comandos que  usan gpcurl debido a un problema con las comillas que ocurre en powershell, tuve que reescribir el comando para que funcione.</w:t>
+              <w:t xml:space="preserve">Adaptar el resto de los comandos </w:t>
+            </w:r>
+            <w:proofErr w:type="gramStart"/>
+            <w:r>
+              <w:t>que  usan</w:t>
+            </w:r>
+            <w:proofErr w:type="gramEnd"/>
+            <w:r>
+              <w:t xml:space="preserve"> </w:t>
+            </w:r>
+            <w:proofErr w:type="spellStart"/>
+            <w:r>
+              <w:t>gpcurl</w:t>
+            </w:r>
+            <w:proofErr w:type="spellEnd"/>
+            <w:r>
+              <w:t xml:space="preserve"> debido a un problema con las comillas que ocurre en </w:t>
+            </w:r>
+            <w:proofErr w:type="spellStart"/>
+            <w:r>
+              <w:t>powershell</w:t>
+            </w:r>
+            <w:proofErr w:type="spellEnd"/>
+            <w:r>
+              <w:t>, tuve que reescribir el comando para que funcione.</w:t>
             </w:r>
           </w:p>
         </w:tc>
@@ -4622,7 +5294,25 @@
         <w:sz w:val="15"/>
         <w:szCs w:val="15"/>
       </w:rPr>
-      <w:t xml:space="preserve">COM-600 Microservicios · Práctica N.º 5 · Hoja de EvidenciasPágina </w:t>
+      <w:t xml:space="preserve">COM-600 Microservicios · Práctica N.º 5 · Hoja de </w:t>
+    </w:r>
+    <w:proofErr w:type="spellStart"/>
+    <w:r>
+      <w:rPr>
+        <w:color w:val="8F9EAA"/>
+        <w:sz w:val="15"/>
+        <w:szCs w:val="15"/>
+      </w:rPr>
+      <w:t>EvidenciasPágina</w:t>
+    </w:r>
+    <w:proofErr w:type="spellEnd"/>
+    <w:r>
+      <w:rPr>
+        <w:color w:val="8F9EAA"/>
+        <w:sz w:val="15"/>
+        <w:szCs w:val="15"/>
+      </w:rPr>
+      <w:t xml:space="preserve"> </w:t>
     </w:r>
     <w:r>
       <w:rPr>
@@ -4808,6 +5498,7 @@
           <w:pPr>
             <w:jc w:val="right"/>
           </w:pPr>
+          <w:proofErr w:type="gramStart"/>
           <w:r>
             <w:rPr>
               <w:b/>
@@ -4816,7 +5507,18 @@
               <w:sz w:val="15"/>
               <w:szCs w:val="15"/>
             </w:rPr>
-            <w:t>PRÁCTICA N.º 5</w:t>
+            <w:t>PRÁCTICA N.º</w:t>
+          </w:r>
+          <w:proofErr w:type="gramEnd"/>
+          <w:r>
+            <w:rPr>
+              <w:b/>
+              <w:bCs/>
+              <w:color w:val="1F8A7A"/>
+              <w:sz w:val="15"/>
+              <w:szCs w:val="15"/>
+            </w:rPr>
+            <w:t xml:space="preserve"> 5</w:t>
           </w:r>
         </w:p>
       </w:tc>
